--- a/MAU BB TO TUNG/BAN ĐẦU/7.1.Mời ĐT cùng Phường.docx
+++ b/MAU BB TO TUNG/BAN ĐẦU/7.1.Mời ĐT cùng Phường.docx
@@ -785,7 +785,15 @@
           <w:color w:val="FF0000"/>
           <w:spacing w:val="-2"/>
         </w:rPr>
-        <w:t xml:space="preserve">địa chỉ số </w:t>
+        <w:t>địa chỉ số</w:t>
+      </w:r>
+      <w:r>
+        <w:rPr>
+          <w:rFonts w:eastAsia="Times New Roman"/>
+          <w:color w:val="FF0000"/>
+          <w:spacing w:val="-2"/>
+        </w:rPr>
+        <w:t xml:space="preserve">  </w:t>
       </w:r>
       <w:r>
         <w:rPr>
@@ -794,7 +802,7 @@
           <w:spacing w:val="-2"/>
           <w:lang w:val="vi-VN"/>
         </w:rPr>
-        <w:t>596/14 Trường Chinh, phường Tân Bình, Thành phố Hồ Chí Minh</w:t>
+        <w:t>, phường Tân Bình, Thành phố Hồ Chí Minh</w:t>
       </w:r>
       <w:r>
         <w:rPr>
